--- a/shared/format/proposal-format.docx
+++ b/shared/format/proposal-format.docx
@@ -4,6 +4,510 @@
   <w:body>
     <w:p>
       <w:pPr>
+        <w:pStyle w:val="Normal"/>
+        <w:spacing w:before="60" w:after="60"/>
+        <w:ind w:hangingChars="0" w:hanging="0"/>
+        <w:jc w:val="start"/>
+        <w:rPr>
+          <w:spacing w:val="40"/>
+        </w:rPr>
+      </w:pPr>
+      <w:r>
+        <w:rPr>
+          <w:spacing w:val="40"/>
+        </w:rPr>
+      </w:r>
+    </w:p>
+    <w:p>
+      <w:pPr>
+        <w:pStyle w:val="Normal"/>
+        <w:spacing w:before="60" w:after="60"/>
+        <w:ind w:firstLineChars="200"/>
+        <w:jc w:val="center"/>
+        <w:rPr>
+          <w:rFonts w:eastAsia="楷体_GB2312"/>
+          <w:b/>
+          <w:spacing w:val="40"/>
+          <w:sz w:val="36"/>
+        </w:rPr>
+      </w:pPr>
+      <w:r>
+        <w:rPr>
+          <w:rFonts w:eastAsia="楷体_GB2312"/>
+          <w:b/>
+          <w:spacing w:val="40"/>
+          <w:sz w:val="36"/>
+        </w:rPr>
+      </w:r>
+    </w:p>
+    <w:p>
+      <w:pPr>
+        <w:pStyle w:val="Normal"/>
+        <w:spacing w:before="60" w:after="60"/>
+        <w:ind w:firstLineChars="200"/>
+        <w:jc w:val="center"/>
+        <w:rPr>
+          <w:rFonts w:eastAsia="楷体_GB2312"/>
+          <w:b/>
+          <w:spacing w:val="40"/>
+          <w:sz w:val="36"/>
+        </w:rPr>
+      </w:pPr>
+      <w:r>
+        <w:rPr>
+          <w:rFonts w:eastAsia="楷体_GB2312"/>
+          <w:b/>
+          <w:spacing w:val="40"/>
+          <w:sz w:val="36"/>
+        </w:rPr>
+      </w:r>
+    </w:p>
+    <w:p>
+      <w:pPr>
+        <w:pStyle w:val="Normal"/>
+        <w:spacing w:before="60" w:after="60"/>
+        <w:ind w:hangingChars="0" w:hanging="0"/>
+        <w:jc w:val="center"/>
+        <w:rPr>
+          <w:rFonts w:eastAsia="楷体_GB2312"/>
+          <w:b/>
+          <w:spacing w:val="40"/>
+          <w:sz w:val="36"/>
+        </w:rPr>
+      </w:pPr>
+      <w:r>
+        <w:rPr/>
+        <w:drawing>
+          <wp:inline distT="0" distB="0" distL="0" distR="0">
+            <wp:extent cx="2131060" cy="398145"/>
+            <wp:effectExtent l="0" t="0" r="0" b="0"/>
+            <wp:docPr id="1" name="图片 1" descr="hit04"/>
+            <wp:cNvGraphicFramePr>
+              <a:graphicFrameLocks xmlns:a="http://schemas.openxmlformats.org/drawingml/2006/main" noChangeAspect="1"/>
+            </wp:cNvGraphicFramePr>
+            <a:graphic xmlns:a="http://schemas.openxmlformats.org/drawingml/2006/main">
+              <a:graphicData uri="http://schemas.openxmlformats.org/drawingml/2006/picture">
+                <pic:pic xmlns:pic="http://schemas.openxmlformats.org/drawingml/2006/picture">
+                  <pic:nvPicPr>
+                    <pic:cNvPr id="1" name="图片 1" descr="hit04"/>
+                    <pic:cNvPicPr>
+                      <a:picLocks noChangeAspect="1" noChangeArrowheads="1"/>
+                    </pic:cNvPicPr>
+                  </pic:nvPicPr>
+                  <pic:blipFill>
+                    <a:blip r:embed="rId2"/>
+                    <a:stretch>
+                      <a:fillRect/>
+                    </a:stretch>
+                  </pic:blipFill>
+                  <pic:spPr bwMode="auto">
+                    <a:xfrm>
+                      <a:off x="0" y="0"/>
+                      <a:ext cx="2131060" cy="398145"/>
+                    </a:xfrm>
+                    <a:prstGeom prst="rect">
+                      <a:avLst/>
+                    </a:prstGeom>
+                    <a:noFill/>
+                  </pic:spPr>
+                </pic:pic>
+              </a:graphicData>
+            </a:graphic>
+          </wp:inline>
+        </w:drawing>
+      </w:r>
+    </w:p>
+    <w:p>
+      <w:pPr>
+        <w:pStyle w:val="Normal"/>
+        <w:spacing w:before="60" w:after="60"/>
+        <w:ind w:firstLineChars="200"/>
+        <w:jc w:val="center"/>
+        <w:rPr>
+          <w:rFonts w:eastAsia="楷体_GB2312"/>
+          <w:b/>
+          <w:spacing w:val="40"/>
+          <w:sz w:val="36"/>
+        </w:rPr>
+      </w:pPr>
+      <w:r>
+        <w:rPr>
+          <w:rFonts w:eastAsia="楷体_GB2312"/>
+          <w:b/>
+          <w:spacing w:val="40"/>
+          <w:sz w:val="36"/>
+        </w:rPr>
+      </w:r>
+    </w:p>
+    <w:p>
+      <w:pPr>
+        <w:pStyle w:val="Normal"/>
+        <w:spacing w:before="60" w:after="60"/>
+        <w:ind w:hangingChars="0" w:hanging="0"/>
+        <w:jc w:val="center"/>
+        <w:rPr>
+          <w:b/>
+          <w:spacing w:val="40"/>
+          <w:sz w:val="48"/>
+        </w:rPr>
+      </w:pPr>
+      <w:r>
+        <w:rPr>
+          <w:rFonts w:hint="eastAsia"/>
+          <w:b/>
+          <w:spacing w:val="40"/>
+          <w:sz w:val="48"/>
+        </w:rPr>
+        <w:t>本科</w:t>
+      </w:r>
+      <w:r>
+        <w:rPr>
+          <w:b/>
+          <w:spacing w:val="40"/>
+          <w:sz w:val="48"/>
+        </w:rPr>
+        <w:t>毕业论文（设计）开题报告</w:t>
+      </w:r>
+    </w:p>
+    <w:p>
+      <w:pPr>
+        <w:pStyle w:val="Normal"/>
+        <w:spacing w:before="60" w:after="60"/>
+        <w:ind w:firstLineChars="200"/>
+        <w:rPr>
+          <w:b/>
+          <w:sz w:val="32"/>
+        </w:rPr>
+      </w:pPr>
+      <w:r>
+        <w:rPr>
+          <w:b/>
+          <w:sz w:val="32"/>
+        </w:rPr>
+      </w:r>
+    </w:p>
+    <w:p>
+      <w:pPr>
+        <w:pStyle w:val="Normal"/>
+        <w:spacing w:before="60" w:after="60"/>
+        <w:ind w:hangingChars="0" w:hanging="0"/>
+        <w:rPr>
+          <w:b/>
+          <w:sz w:val="32"/>
+        </w:rPr>
+      </w:pPr>
+      <w:r>
+        <w:rPr>
+          <w:b/>
+          <w:sz w:val="32"/>
+        </w:rPr>
+      </w:r>
+    </w:p>
+    <w:p>
+      <w:pPr>
+        <w:pStyle w:val="Normal"/>
+        <w:spacing w:before="60" w:after="60"/>
+        <w:ind w:firstLineChars="250"/>
+        <w:rPr>
+          <w:b/>
+          <w:sz w:val="36"/>
+        </w:rPr>
+      </w:pPr>
+      <w:r>
+        <w:rPr>
+          <w:b/>
+          <w:sz w:val="36"/>
+        </w:rPr>
+        <w:t>题 目：</w:t>
+      </w:r>
+    </w:p>
+    <w:p>
+      <w:pPr>
+        <w:pStyle w:val="Normal"/>
+        <w:spacing w:lineRule="auto" w:line="360" w:before="60" w:after="60"/>
+        <w:ind w:firstLineChars="200"/>
+        <w:rPr>
+          <w:b/>
+          <w:sz w:val="32"/>
+        </w:rPr>
+      </w:pPr>
+      <w:r>
+        <w:rPr>
+          <w:b/>
+          <w:sz w:val="32"/>
+        </w:rPr>
+      </w:r>
+    </w:p>
+    <w:p>
+      <w:pPr>
+        <w:pStyle w:val="Normal"/>
+        <w:spacing w:lineRule="auto" w:line="360" w:before="60" w:after="60"/>
+        <w:ind w:firstLineChars="200"/>
+        <w:rPr>
+          <w:b/>
+          <w:sz w:val="32"/>
+          <w:u w:val="single"/>
+        </w:rPr>
+      </w:pPr>
+      <w:r>
+        <w:rPr>
+          <w:b/>
+          <w:sz w:val="32"/>
+          <w:u w:val="single"/>
+        </w:rPr>
+      </w:r>
+    </w:p>
+    <w:p>
+      <w:pPr>
+        <w:pStyle w:val="Normal"/>
+        <w:spacing w:lineRule="auto" w:line="360" w:before="60" w:after="60"/>
+        <w:ind w:firstLineChars="200"/>
+        <w:rPr>
+          <w:b/>
+          <w:sz w:val="32"/>
+          <w:u w:val="single"/>
+        </w:rPr>
+      </w:pPr>
+      <w:r>
+        <w:rPr>
+          <w:b/>
+          <w:sz w:val="32"/>
+          <w:u w:val="single"/>
+        </w:rPr>
+      </w:r>
+    </w:p>
+    <w:p>
+      <w:pPr>
+        <w:pStyle w:val="Normal"/>
+        <w:spacing w:lineRule="auto" w:line="360" w:before="60" w:after="60"/>
+        <w:ind w:firstLineChars="200"/>
+        <w:rPr>
+          <w:b/>
+          <w:sz w:val="32"/>
+          <w:u w:val="single"/>
+        </w:rPr>
+      </w:pPr>
+      <w:r>
+        <w:rPr>
+          <w:b/>
+          <w:sz w:val="32"/>
+          <w:u w:val="single"/>
+        </w:rPr>
+      </w:r>
+    </w:p>
+    <w:p>
+      <w:pPr>
+        <w:pStyle w:val="Normal"/>
+        <w:spacing w:lineRule="auto" w:line="360" w:before="192" w:after="60"/>
+        <w:ind w:firstLineChars="686" w:end="-9"/>
+        <w:rPr>
+          <w:b/>
+          <w:sz w:val="32"/>
+          <w:u w:val="single"/>
+        </w:rPr>
+      </w:pPr>
+      <w:r>
+        <w:rPr>
+          <w:b/>
+          <w:sz w:val="32"/>
+        </w:rPr>
+        <w:t xml:space="preserve">专    业 </w:t>
+      </w:r>
+      <w:r>
+        <w:rPr>
+          <w:b/>
+          <w:sz w:val="32"/>
+          <w:u w:val="single"/>
+        </w:rPr>
+        <w:t xml:space="preserve">                     </w:t>
+      </w:r>
+    </w:p>
+    <w:p>
+      <w:pPr>
+        <w:pStyle w:val="Normal"/>
+        <w:spacing w:lineRule="auto" w:line="360" w:before="192" w:after="60"/>
+        <w:ind w:firstLineChars="686"/>
+        <w:rPr>
+          <w:b/>
+          <w:sz w:val="32"/>
+          <w:u w:val="single"/>
+        </w:rPr>
+      </w:pPr>
+      <w:r>
+        <w:rPr>
+          <w:b/>
+          <w:sz w:val="32"/>
+        </w:rPr>
+        <w:t xml:space="preserve">学    生 </w:t>
+      </w:r>
+      <w:r>
+        <w:rPr>
+          <w:b/>
+          <w:sz w:val="32"/>
+          <w:u w:val="single"/>
+        </w:rPr>
+        <w:t xml:space="preserve">                     </w:t>
+      </w:r>
+    </w:p>
+    <w:p>
+      <w:pPr>
+        <w:pStyle w:val="Normal"/>
+        <w:spacing w:lineRule="auto" w:line="360" w:before="192" w:after="60"/>
+        <w:ind w:firstLineChars="686" w:end="-9"/>
+        <w:rPr>
+          <w:b/>
+          <w:sz w:val="32"/>
+          <w:u w:val="single"/>
+        </w:rPr>
+      </w:pPr>
+      <w:r>
+        <w:rPr>
+          <w:b/>
+          <w:sz w:val="32"/>
+        </w:rPr>
+        <w:t xml:space="preserve">学    号 </w:t>
+      </w:r>
+      <w:r>
+        <w:rPr>
+          <w:b/>
+          <w:sz w:val="32"/>
+          <w:u w:val="single"/>
+        </w:rPr>
+        <w:t xml:space="preserve">                     </w:t>
+      </w:r>
+    </w:p>
+    <w:p>
+      <w:pPr>
+        <w:pStyle w:val="Normal"/>
+        <w:spacing w:lineRule="auto" w:line="360" w:before="192" w:after="60"/>
+        <w:ind w:firstLineChars="686"/>
+        <w:rPr>
+          <w:b/>
+          <w:sz w:val="32"/>
+          <w:u w:val="single"/>
+        </w:rPr>
+      </w:pPr>
+      <w:r>
+        <w:rPr>
+          <w:b/>
+          <w:sz w:val="32"/>
+        </w:rPr>
+        <w:t xml:space="preserve">指导教师 </w:t>
+      </w:r>
+      <w:r>
+        <w:rPr>
+          <w:b/>
+          <w:sz w:val="32"/>
+          <w:u w:val="single"/>
+        </w:rPr>
+        <w:t xml:space="preserve">                     </w:t>
+      </w:r>
+    </w:p>
+    <w:p>
+      <w:pPr>
+        <w:pStyle w:val="Normal"/>
+        <w:spacing w:lineRule="auto" w:line="360" w:before="192" w:after="60"/>
+        <w:ind w:firstLineChars="686"/>
+        <w:rPr>
+          <w:b/>
+          <w:sz w:val="32"/>
+          <w:u w:val="single"/>
+        </w:rPr>
+      </w:pPr>
+      <w:r>
+        <w:rPr>
+          <w:b/>
+          <w:sz w:val="32"/>
+        </w:rPr>
+        <w:t xml:space="preserve">日    期 </w:t>
+      </w:r>
+      <w:r>
+        <w:rPr>
+          <w:b/>
+          <w:sz w:val="32"/>
+          <w:u w:val="single"/>
+        </w:rPr>
+        <w:t xml:space="preserve">                     </w:t>
+      </w:r>
+    </w:p>
+    <w:p>
+      <w:pPr>
+        <w:pStyle w:val="Normal"/>
+        <w:snapToGrid w:val="false"/>
+        <w:spacing w:before="60" w:after="60"/>
+        <w:ind w:firstLineChars="200"/>
+        <w:rPr>
+          <w:b/>
+          <w:sz w:val="32"/>
+        </w:rPr>
+      </w:pPr>
+      <w:r>
+        <w:rPr>
+          <w:b/>
+          <w:sz w:val="32"/>
+        </w:rPr>
+      </w:r>
+    </w:p>
+    <w:p>
+      <w:pPr>
+        <w:pStyle w:val="Normal"/>
+        <w:snapToGrid w:val="false"/>
+        <w:spacing w:before="60" w:after="60"/>
+        <w:ind w:firstLineChars="200"/>
+        <w:rPr>
+          <w:b/>
+          <w:sz w:val="32"/>
+        </w:rPr>
+      </w:pPr>
+      <w:r>
+        <w:rPr>
+          <w:b/>
+          <w:sz w:val="32"/>
+        </w:rPr>
+      </w:r>
+    </w:p>
+    <w:p>
+      <w:pPr>
+        <w:pStyle w:val="Normal"/>
+        <w:snapToGrid w:val="false"/>
+        <w:spacing w:before="60" w:after="60"/>
+        <w:ind w:hangingChars="0" w:hanging="0"/>
+        <w:jc w:val="center"/>
+        <w:rPr>
+          <w:rFonts w:eastAsia="隶书"/>
+          <w:b/>
+          <w:sz w:val="36"/>
+          <w:szCs w:val="36"/>
+        </w:rPr>
+      </w:pPr>
+      <w:r>
+        <w:rPr>
+          <w:rFonts w:eastAsia="隶书"/>
+          <w:b/>
+          <w:sz w:val="36"/>
+          <w:szCs w:val="36"/>
+        </w:rPr>
+        <w:t>哈尔滨工业大学教务处制</w:t>
+      </w:r>
+    </w:p>
+    <w:p>
+      <w:pPr>
+        <w:pStyle w:val="Style17"/>
+        <w:rPr>
+          <w:rFonts w:cs="Times New Roman"/>
+          <w:b/>
+        </w:rPr>
+      </w:pPr>
+      <w:r>
+        <w:rPr>
+          <w:rFonts w:cs="Times New Roman"/>
+          <w:b/>
+        </w:rPr>
+        <w:t>说      明</w:t>
+      </w:r>
+    </w:p>
+    <w:p>
+      <w:pPr>
         <w:pStyle w:val="Style18"/>
         <w:spacing w:before="120" w:after="120"/>
         <w:rPr>
@@ -43,7 +547,67 @@
         </w:rPr>
       </w:pPr>
       <w:r>
-        <w:rPr/>
+        <w:rPr>
+          <w:rFonts w:eastAsia="宋体"/>
+          <w:sz w:val="24"/>
+        </w:rPr>
+        <w:t>（正文  宋体小</w:t>
+      </w:r>
+      <w:r>
+        <w:rPr>
+          <w:rFonts w:eastAsia="宋体"/>
+          <w:sz w:val="24"/>
+        </w:rPr>
+        <w:t>4</w:t>
+      </w:r>
+      <w:r>
+        <w:rPr>
+          <w:rFonts w:eastAsia="宋体"/>
+          <w:sz w:val="24"/>
+        </w:rPr>
+        <w:t>号字，行距</w:t>
+      </w:r>
+      <w:r>
+        <w:rPr>
+          <w:rFonts w:eastAsia="宋体"/>
+          <w:sz w:val="24"/>
+        </w:rPr>
+        <w:t>1.25</w:t>
+      </w:r>
+      <w:r>
+        <w:rPr>
+          <w:rFonts w:eastAsia="宋体"/>
+          <w:sz w:val="24"/>
+        </w:rPr>
+        <w:t>倍，段前</w:t>
+      </w:r>
+      <w:r>
+        <w:rPr>
+          <w:rFonts w:eastAsia="宋体"/>
+          <w:sz w:val="24"/>
+        </w:rPr>
+        <w:t>0</w:t>
+      </w:r>
+      <w:r>
+        <w:rPr>
+          <w:rFonts w:eastAsia="宋体"/>
+          <w:sz w:val="24"/>
+        </w:rPr>
+        <w:t>行，段后</w:t>
+      </w:r>
+      <w:r>
+        <w:rPr>
+          <w:rFonts w:eastAsia="宋体"/>
+          <w:sz w:val="24"/>
+        </w:rPr>
+        <w:t>0</w:t>
+      </w:r>
+      <w:r>
+        <w:rPr>
+          <w:rFonts w:eastAsia="宋体"/>
+          <w:sz w:val="24"/>
+        </w:rPr>
+        <w:t>行）</w:t>
       </w:r>
     </w:p>
     <w:p>
@@ -272,11 +836,178 @@
     </w:p>
     <w:p>
       <w:pPr>
-        <w:pStyle w:val="BodyText"/>
+        <w:pStyle w:val="Normal"/>
+        <w:spacing w:before="60" w:after="60"/>
+        <w:ind w:firstLineChars="200"/>
+        <w:jc w:val="start"/>
+        <w:rPr>
+          <w:color w:val="000000"/>
+        </w:rPr>
+      </w:pPr>
+      <w:r>
         <w:rPr/>
-      </w:pPr>
+        <w:t>（</w:t>
+      </w:r>
       <w:r>
         <w:rPr/>
+        <w:t>1</w:t>
+      </w:r>
+      <w:r>
+        <w:rPr/>
+        <w:t>）</w:t>
+      </w:r>
+      <w:r>
+        <w:rPr>
+          <w:rFonts w:hint="eastAsia"/>
+        </w:rPr>
+        <w:t>本科毕业</w:t>
+      </w:r>
+      <w:r>
+        <w:rPr/>
+        <w:t>论文</w:t>
+      </w:r>
+      <w:r>
+        <w:rPr>
+          <w:rFonts w:hint="eastAsia"/>
+        </w:rPr>
+        <w:t>（</w:t>
+      </w:r>
+      <w:r>
+        <w:rPr/>
+        <w:t>设计</w:t>
+      </w:r>
+      <w:r>
+        <w:rPr>
+          <w:rFonts w:hint="eastAsia"/>
+        </w:rPr>
+        <w:t>）</w:t>
+      </w:r>
+      <w:r>
+        <w:rPr/>
+        <w:t>的参考文献一般</w:t>
+      </w:r>
+      <w:r>
+        <w:rPr>
+          <w:rFonts w:hint="eastAsia"/>
+        </w:rPr>
+        <w:t>不少于</w:t>
+      </w:r>
+      <w:r>
+        <w:rPr/>
+        <w:t>15</w:t>
+      </w:r>
+      <w:r>
+        <w:rPr/>
+        <w:t>篇，外文文献不少于</w:t>
+      </w:r>
+      <w:r>
+        <w:rPr/>
+        <w:t>3</w:t>
+      </w:r>
+      <w:r>
+        <w:rPr/>
+        <w:t>篇（特殊专业可酌情确定明确要求）</w:t>
+      </w:r>
+      <w:r>
+        <w:rPr>
+          <w:rFonts w:hint="eastAsia"/>
+        </w:rPr>
+        <w:t>，</w:t>
+      </w:r>
+      <w:r>
+        <w:rPr/>
+        <w:t>应有近两年的参考文献。产品说明书、未公开发表的研究报告不宜作为参考资料。</w:t>
+      </w:r>
+    </w:p>
+    <w:p>
+      <w:pPr>
+        <w:pStyle w:val="Style20"/>
+        <w:ind w:firstLineChars="200"/>
+        <w:rPr>
+          <w:rFonts w:eastAsia="宋体"/>
+        </w:rPr>
+      </w:pPr>
+      <w:r>
+        <w:rPr>
+          <w:rFonts w:eastAsia="宋体"/>
+        </w:rPr>
+        <w:t>（</w:t>
+      </w:r>
+      <w:r>
+        <w:rPr>
+          <w:rFonts w:eastAsia="宋体"/>
+        </w:rPr>
+        <w:t>2</w:t>
+      </w:r>
+      <w:r>
+        <w:rPr>
+          <w:rFonts w:eastAsia="宋体"/>
+        </w:rPr>
+        <w:t>）参考文献按在开题报告中出现的次序列出。</w:t>
+      </w:r>
+    </w:p>
+    <w:p>
+      <w:pPr>
+        <w:pStyle w:val="Style20"/>
+        <w:spacing w:before="60" w:after="60"/>
+        <w:ind w:firstLineChars="200"/>
+        <w:rPr>
+          <w:rFonts w:eastAsia="宋体"/>
+        </w:rPr>
+      </w:pPr>
+      <w:r>
+        <w:rPr>
+          <w:rFonts w:eastAsia="宋体"/>
+        </w:rPr>
+        <w:t>（</w:t>
+      </w:r>
+      <w:r>
+        <w:rPr>
+          <w:rFonts w:eastAsia="宋体"/>
+        </w:rPr>
+        <w:t>3</w:t>
+      </w:r>
+      <w:r>
+        <w:rPr>
+          <w:rFonts w:eastAsia="宋体"/>
+        </w:rPr>
+        <w:t>）参考文献书写顺序：序号 作者</w:t>
+      </w:r>
+      <w:r>
+        <w:rPr>
+          <w:rFonts w:eastAsia="宋体"/>
+        </w:rPr>
+        <w:t>.</w:t>
+      </w:r>
+      <w:r>
+        <w:rPr>
+          <w:rFonts w:eastAsia="宋体"/>
+        </w:rPr>
+        <w:t>文章名</w:t>
+      </w:r>
+      <w:r>
+        <w:rPr>
+          <w:rFonts w:eastAsia="宋体"/>
+        </w:rPr>
+        <w:t>.</w:t>
+      </w:r>
+      <w:r>
+        <w:rPr>
+          <w:rFonts w:eastAsia="宋体"/>
+        </w:rPr>
+        <w:t>学术刊物名</w:t>
+      </w:r>
+      <w:r>
+        <w:rPr>
+          <w:rFonts w:eastAsia="宋体"/>
+        </w:rPr>
+        <w:t>.</w:t>
+      </w:r>
+      <w:r>
+        <w:rPr>
+          <w:rFonts w:eastAsia="宋体"/>
+        </w:rPr>
+        <w:t>年，卷（期）：引用起止页。</w:t>
       </w:r>
     </w:p>
     <w:p>
@@ -346,12 +1077,12 @@
       <w:bookmarkEnd w:id="1"/>
     </w:p>
     <w:sectPr>
-      <w:headerReference w:type="even" r:id="rId2"/>
-      <w:headerReference w:type="default" r:id="rId3"/>
-      <w:headerReference w:type="first" r:id="rId4"/>
-      <w:footerReference w:type="even" r:id="rId5"/>
-      <w:footerReference w:type="default" r:id="rId6"/>
-      <w:footerReference w:type="first" r:id="rId7"/>
+      <w:headerReference w:type="even" r:id="rId3"/>
+      <w:headerReference w:type="default" r:id="rId4"/>
+      <w:headerReference w:type="first" r:id="rId5"/>
+      <w:footerReference w:type="even" r:id="rId6"/>
+      <w:footerReference w:type="default" r:id="rId7"/>
+      <w:footerReference w:type="first" r:id="rId8"/>
       <w:type w:val="nextPage"/>
       <w:pgSz w:w="11906" w:h="16838"/>
       <w:pgMar w:left="1304" w:right="1304" w:gutter="0" w:header="0" w:top="1304" w:footer="0" w:bottom="1304"/>
@@ -391,7 +1122,7 @@
               <wp:extent cx="14605" cy="14605"/>
               <wp:effectExtent l="0" t="0" r="0" b="0"/>
               <wp:wrapSquare wrapText="bothSides"/>
-              <wp:docPr id="1" name="框架1"/>
+              <wp:docPr id="2" name="框架1"/>
               <a:graphic xmlns:a="http://schemas.openxmlformats.org/drawingml/2006/main">
                 <a:graphicData uri="http://schemas.microsoft.com/office/word/2010/wordprocessingShape">
                   <wps:wsp>
@@ -1036,8 +1767,7 @@
     <w:name w:val="Body Text"/>
     <w:basedOn w:val="Normal"/>
     <w:pPr>
-      <w:spacing w:lineRule="auto" w:line="276" w:before="0" w:after="0"/>
-      <w:jc w:val="start"/>
+      <w:spacing w:lineRule="auto" w:line="276" w:before="0" w:after="140"/>
     </w:pPr>
     <w:rPr/>
   </w:style>
@@ -1189,14 +1919,6 @@
     <w:basedOn w:val="Normal"/>
     <w:qFormat/>
     <w:pPr/>
-    <w:rPr/>
-  </w:style>
-  <w:style w:type="paragraph" w:styleId="BodyTextFirstIndent">
-    <w:name w:val="Body Text First Indent"/>
-    <w:basedOn w:val="BodyText"/>
-    <w:pPr>
-      <w:ind w:firstLineChars="0" w:firstLine="283" w:start="0"/>
-    </w:pPr>
     <w:rPr/>
   </w:style>
   <w:style w:type="table" w:default="1" w:styleId="4">
